--- a/sharayu_cv.docx
+++ b/sharayu_cv.docx
@@ -51,7 +51,7 @@
           <w:sz w:val="20"/>
           <w:szCs w:val="20"/>
         </w:rPr>
-        <w:t>NDIA | 91+9156250606 |</w:t>
+        <w:t>NDIA |</w:t>
       </w:r>
       <w:r>
         <w:rPr>
@@ -81,7 +81,6 @@
         <w:t xml:space="preserve">|  </w:t>
       </w:r>
       <w:hyperlink r:id="rId6" w:history="1">
-        <w:proofErr w:type="spellStart"/>
         <w:r>
           <w:rPr>
             <w:rStyle w:val="Hyperlink"/>
@@ -90,7 +89,6 @@
           </w:rPr>
           <w:t>Linkedin</w:t>
         </w:r>
-        <w:proofErr w:type="spellEnd"/>
       </w:hyperlink>
       <w:r>
         <w:t xml:space="preserve"> </w:t>
@@ -384,39 +382,12 @@
           <w:szCs w:val="22"/>
         </w:rPr>
       </w:pPr>
-      <w:proofErr w:type="spellStart"/>
-      <w:proofErr w:type="gramStart"/>
-      <w:r>
-        <w:rPr>
-          <w:sz w:val="22"/>
-          <w:szCs w:val="22"/>
-        </w:rPr>
-        <w:t>B.Tech</w:t>
-      </w:r>
-      <w:proofErr w:type="spellEnd"/>
-      <w:proofErr w:type="gramEnd"/>
-      <w:r>
-        <w:rPr>
-          <w:sz w:val="22"/>
-          <w:szCs w:val="22"/>
-        </w:rPr>
-        <w:t xml:space="preserve"> in Computer Science &amp; Engineering </w:t>
-      </w:r>
-      <w:proofErr w:type="gramStart"/>
-      <w:r>
-        <w:rPr>
-          <w:sz w:val="22"/>
-          <w:szCs w:val="22"/>
-        </w:rPr>
-        <w:t>( 2023</w:t>
-      </w:r>
-      <w:proofErr w:type="gramEnd"/>
-      <w:r>
-        <w:rPr>
-          <w:sz w:val="22"/>
-          <w:szCs w:val="22"/>
-        </w:rPr>
-        <w:t>-2027)</w:t>
+      <w:r>
+        <w:rPr>
+          <w:sz w:val="22"/>
+          <w:szCs w:val="22"/>
+        </w:rPr>
+        <w:t>B.Tech in Computer Science &amp; Engineering ( 2023-2027)</w:t>
       </w:r>
     </w:p>
     <w:p>
@@ -584,17 +555,8 @@
           <w:szCs w:val="22"/>
         </w:rPr>
         <w:br/>
-        <w:t xml:space="preserve">Machine Learning &amp; AI: scikit-learn, TensorFlow, </w:t>
-      </w:r>
-      <w:proofErr w:type="spellStart"/>
-      <w:r>
-        <w:rPr>
-          <w:sz w:val="22"/>
-          <w:szCs w:val="22"/>
-        </w:rPr>
-        <w:t>Keras</w:t>
-      </w:r>
-      <w:proofErr w:type="spellEnd"/>
+        <w:t>Machine Learning &amp; AI: scikit-learn, TensorFlow, Keras</w:t>
+      </w:r>
       <w:r>
         <w:rPr>
           <w:sz w:val="22"/>
@@ -609,33 +571,8 @@
           <w:szCs w:val="22"/>
         </w:rPr>
         <w:br/>
-        <w:t xml:space="preserve">Version Control &amp; IDEs: Git, GitHub, VS Code, </w:t>
-      </w:r>
-      <w:proofErr w:type="spellStart"/>
-      <w:r>
-        <w:rPr>
-          <w:sz w:val="22"/>
-          <w:szCs w:val="22"/>
-        </w:rPr>
-        <w:t>Jupyter</w:t>
-      </w:r>
-      <w:proofErr w:type="spellEnd"/>
-      <w:r>
-        <w:rPr>
-          <w:sz w:val="22"/>
-          <w:szCs w:val="22"/>
-        </w:rPr>
-        <w:t xml:space="preserve"> Notebook, Google </w:t>
-      </w:r>
-      <w:proofErr w:type="spellStart"/>
-      <w:r>
-        <w:rPr>
-          <w:sz w:val="22"/>
-          <w:szCs w:val="22"/>
-        </w:rPr>
-        <w:t>Colab</w:t>
-      </w:r>
-      <w:proofErr w:type="spellEnd"/>
+        <w:t>Version Control &amp; IDEs: Git, GitHub, VS Code, Jupyter Notebook, Google Colab</w:t>
+      </w:r>
     </w:p>
     <w:p>
       <w:pPr>
@@ -730,15 +667,7 @@
         <w:spacing w:line="240" w:lineRule="auto"/>
       </w:pPr>
       <w:r>
-        <w:t xml:space="preserve">Customer Segmentation using K-Means </w:t>
-      </w:r>
-      <w:proofErr w:type="gramStart"/>
-      <w:r>
-        <w:t>Clustering :</w:t>
-      </w:r>
-      <w:proofErr w:type="gramEnd"/>
-      <w:r>
-        <w:t xml:space="preserve">-  </w:t>
+        <w:t xml:space="preserve">Customer Segmentation using K-Means Clustering :-  </w:t>
       </w:r>
     </w:p>
     <w:p>
@@ -755,23 +684,7 @@
           <w:sz w:val="22"/>
           <w:szCs w:val="22"/>
         </w:rPr>
-        <w:t xml:space="preserve">Python, Pandas, scikit-learn, Matplotlib.  Implemented a Machine Learning model to segment mall customers based on demographic and spending </w:t>
-      </w:r>
-      <w:proofErr w:type="spellStart"/>
-      <w:r>
-        <w:rPr>
-          <w:sz w:val="22"/>
-          <w:szCs w:val="22"/>
-        </w:rPr>
-        <w:t>behavior</w:t>
-      </w:r>
-      <w:proofErr w:type="spellEnd"/>
-      <w:r>
-        <w:rPr>
-          <w:sz w:val="22"/>
-          <w:szCs w:val="22"/>
-        </w:rPr>
-        <w:t xml:space="preserve">.  </w:t>
+        <w:t xml:space="preserve">Python, Pandas, scikit-learn, Matplotlib.  Implemented a Machine Learning model to segment mall customers based on demographic and spending behavior.  </w:t>
       </w:r>
       <w:hyperlink r:id="rId8" w:history="1">
         <w:r>
@@ -814,31 +727,13 @@
           <w:szCs w:val="22"/>
         </w:rPr>
       </w:pPr>
-      <w:proofErr w:type="spellStart"/>
-      <w:r>
-        <w:rPr>
-          <w:sz w:val="22"/>
-          <w:szCs w:val="22"/>
-        </w:rPr>
-        <w:t>GreenCart</w:t>
-      </w:r>
-      <w:proofErr w:type="spellEnd"/>
-      <w:r>
-        <w:rPr>
-          <w:sz w:val="22"/>
-          <w:szCs w:val="22"/>
-        </w:rPr>
-        <w:t xml:space="preserve"> AI – Your Eco-Friendly Shopping </w:t>
-      </w:r>
-      <w:proofErr w:type="gramStart"/>
-      <w:r>
-        <w:rPr>
-          <w:sz w:val="22"/>
-          <w:szCs w:val="22"/>
-        </w:rPr>
-        <w:t>Assistant:-</w:t>
-      </w:r>
-      <w:proofErr w:type="gramEnd"/>
+      <w:r>
+        <w:rPr>
+          <w:sz w:val="22"/>
+          <w:szCs w:val="22"/>
+        </w:rPr>
+        <w:t>GreenCart AI – Your Eco-Friendly Shopping Assistant:-</w:t>
+      </w:r>
     </w:p>
     <w:p>
       <w:pPr>
@@ -1045,23 +940,7 @@
           <w:sz w:val="22"/>
           <w:szCs w:val="22"/>
         </w:rPr>
-        <w:t xml:space="preserve">Participant, Flipkart </w:t>
-      </w:r>
-      <w:proofErr w:type="spellStart"/>
-      <w:r>
-        <w:rPr>
-          <w:sz w:val="22"/>
-          <w:szCs w:val="22"/>
-        </w:rPr>
-        <w:t>GRiD</w:t>
-      </w:r>
-      <w:proofErr w:type="spellEnd"/>
-      <w:r>
-        <w:rPr>
-          <w:sz w:val="22"/>
-          <w:szCs w:val="22"/>
-        </w:rPr>
-        <w:t xml:space="preserve"> 7.0 Hackathon (2025)</w:t>
+        <w:t>Participant, Flipkart GRiD 7.0 Hackathon (2025)</w:t>
       </w:r>
     </w:p>
     <w:p>
